--- a/machines/Modèles de docx/cahier de conception.docx
+++ b/machines/Modèles de docx/cahier de conception.docx
@@ -73,7 +73,7 @@
         <w:t>Projet</w:t>
       </w:r>
       <w:r>
-        <w:t xml:space="preserve">  {</w:t>
+        <w:t xml:space="preserve"> {</w:t>
       </w:r>
       <w:proofErr w:type="gramEnd"/>
       <w:r>
@@ -569,7 +569,7 @@
                 <w:rStyle w:val="Hyperlink"/>
                 <w:noProof/>
               </w:rPr>
-              <w:t>2.{req_index} Exigence {req_index} :  {req_title}</w:t>
+              <w:t>2.{req_index} Exigence {req_index} : {req_title}</w:t>
             </w:r>
             <w:r>
               <w:rPr>
@@ -1118,7 +1118,7 @@
       </w:r>
       <w:proofErr w:type="gramStart"/>
       <w:r>
-        <w:t xml:space="preserve">:  </w:t>
+        <w:t xml:space="preserve">: </w:t>
       </w:r>
       <w:r>
         <w:t>{</w:t>
@@ -2120,7 +2120,7 @@
                 <w:sz w:val="24"/>
                 <w:szCs w:val="24"/>
               </w:rPr>
-              <w:t xml:space="preserve">   {</w:t>
+              <w:t xml:space="preserve"> {</w:t>
             </w:r>
             <w:proofErr w:type="spellStart"/>
             <w:proofErr w:type="gramStart"/>

--- a/machines/Modèles de docx/cahier de conception.docx
+++ b/machines/Modèles de docx/cahier de conception.docx
@@ -25,8 +25,8 @@
       <w:r>
         <w:rPr>
           <w:color w:val="1F5FAF"/>
-          <w:sz w:val="34"/>
-          <w:szCs w:val="34"/>
+          <w:sz w:val="36"/>
+          <w:szCs w:val="36"/>
         </w:rPr>
         <w:t>GINUTECH</w:t>
       </w:r>
@@ -338,8 +338,8 @@
       <w:sdtPr>
         <w:rPr>
           <w:color w:val="auto"/>
-          <w:sz w:val="22"/>
-          <w:szCs w:val="22"/>
+          <w:sz w:val="20"/>
+          <w:szCs w:val="20"/>
           <w:lang w:val="en-GB" w:eastAsia="en-US"/>
         </w:rPr>
         <w:id w:val="-608587045"/>
@@ -3754,7 +3754,7 @@
         <w:ind w:left="720" w:hanging="360"/>
       </w:pPr>
       <w:rPr>
-        <w:rFonts w:ascii="Calibri" w:eastAsiaTheme="minorHAnsi" w:hAnsi="Calibri" w:cs="Calibri" w:hint="default"/>
+        <w:rFonts w:ascii="Candara" w:eastAsiaTheme="minorHAnsi" w:hAnsi="Candara" w:cs="Candara" w:hint="default"/>
       </w:rPr>
     </w:lvl>
     <w:lvl w:ilvl="1" w:tplc="040C0003" w:tentative="1">
@@ -3766,7 +3766,7 @@
         <w:ind w:left="1440" w:hanging="360"/>
       </w:pPr>
       <w:rPr>
-        <w:rFonts w:ascii="Courier New" w:hAnsi="Courier New" w:cs="Courier New" w:hint="default"/>
+        <w:rFonts w:ascii="Candara" w:hAnsi="Candara" w:cs="Candara" w:hint="default"/>
       </w:rPr>
     </w:lvl>
     <w:lvl w:ilvl="2" w:tplc="040C0005" w:tentative="1">
@@ -3778,7 +3778,7 @@
         <w:ind w:left="2160" w:hanging="360"/>
       </w:pPr>
       <w:rPr>
-        <w:rFonts w:ascii="Wingdings" w:hAnsi="Wingdings" w:hint="default"/>
+        <w:rFonts w:ascii="Candara" w:hAnsi="Candara" w:hint="default"/>
       </w:rPr>
     </w:lvl>
     <w:lvl w:ilvl="3" w:tplc="040C0001" w:tentative="1">
@@ -3790,7 +3790,7 @@
         <w:ind w:left="2880" w:hanging="360"/>
       </w:pPr>
       <w:rPr>
-        <w:rFonts w:ascii="Symbol" w:hAnsi="Symbol" w:hint="default"/>
+        <w:rFonts w:ascii="Candara" w:hAnsi="Candara" w:hint="default"/>
       </w:rPr>
     </w:lvl>
     <w:lvl w:ilvl="4" w:tplc="040C0003" w:tentative="1">
@@ -3802,7 +3802,7 @@
         <w:ind w:left="3600" w:hanging="360"/>
       </w:pPr>
       <w:rPr>
-        <w:rFonts w:ascii="Courier New" w:hAnsi="Courier New" w:cs="Courier New" w:hint="default"/>
+        <w:rFonts w:ascii="Candara" w:hAnsi="Candara" w:cs="Candara" w:hint="default"/>
       </w:rPr>
     </w:lvl>
     <w:lvl w:ilvl="5" w:tplc="040C0005" w:tentative="1">
@@ -3814,7 +3814,7 @@
         <w:ind w:left="4320" w:hanging="360"/>
       </w:pPr>
       <w:rPr>
-        <w:rFonts w:ascii="Wingdings" w:hAnsi="Wingdings" w:hint="default"/>
+        <w:rFonts w:ascii="Candara" w:hAnsi="Candara" w:hint="default"/>
       </w:rPr>
     </w:lvl>
     <w:lvl w:ilvl="6" w:tplc="040C0001" w:tentative="1">
@@ -3826,7 +3826,7 @@
         <w:ind w:left="5040" w:hanging="360"/>
       </w:pPr>
       <w:rPr>
-        <w:rFonts w:ascii="Symbol" w:hAnsi="Symbol" w:hint="default"/>
+        <w:rFonts w:ascii="Candara" w:hAnsi="Candara" w:hint="default"/>
       </w:rPr>
     </w:lvl>
     <w:lvl w:ilvl="7" w:tplc="040C0003" w:tentative="1">
@@ -3838,7 +3838,7 @@
         <w:ind w:left="5760" w:hanging="360"/>
       </w:pPr>
       <w:rPr>
-        <w:rFonts w:ascii="Courier New" w:hAnsi="Courier New" w:cs="Courier New" w:hint="default"/>
+        <w:rFonts w:ascii="Candara" w:hAnsi="Candara" w:cs="Candara" w:hint="default"/>
       </w:rPr>
     </w:lvl>
     <w:lvl w:ilvl="8" w:tplc="040C0005" w:tentative="1">
@@ -3850,7 +3850,7 @@
         <w:ind w:left="6480" w:hanging="360"/>
       </w:pPr>
       <w:rPr>
-        <w:rFonts w:ascii="Wingdings" w:hAnsi="Wingdings" w:hint="default"/>
+        <w:rFonts w:ascii="Candara" w:hAnsi="Candara" w:hint="default"/>
       </w:rPr>
     </w:lvl>
   </w:abstractNum>
@@ -5201,7 +5201,7 @@
         <w:ind w:left="720" w:hanging="360"/>
       </w:pPr>
       <w:rPr>
-        <w:rFonts w:ascii="Calibri" w:eastAsiaTheme="minorHAnsi" w:hAnsi="Calibri" w:cs="Calibri" w:hint="default"/>
+        <w:rFonts w:ascii="Candara" w:eastAsiaTheme="minorHAnsi" w:hAnsi="Candara" w:cs="Candara" w:hint="default"/>
       </w:rPr>
     </w:lvl>
     <w:lvl w:ilvl="1" w:tplc="FFFFFFFF" w:tentative="1">
@@ -5289,7 +5289,7 @@
         <w:ind w:left="720" w:hanging="360"/>
       </w:pPr>
       <w:rPr>
-        <w:rFonts w:ascii="Calibri" w:eastAsiaTheme="minorHAnsi" w:hAnsi="Calibri" w:cs="Calibri" w:hint="default"/>
+        <w:rFonts w:ascii="Candara" w:eastAsiaTheme="minorHAnsi" w:hAnsi="Candara" w:cs="Candara" w:hint="default"/>
       </w:rPr>
     </w:lvl>
     <w:lvl w:ilvl="1" w:tplc="FFFFFFFF" w:tentative="1">
@@ -6000,7 +6000,7 @@
         <w:ind w:left="720" w:hanging="360"/>
       </w:pPr>
       <w:rPr>
-        <w:rFonts w:ascii="Calibri" w:eastAsiaTheme="minorHAnsi" w:hAnsi="Calibri" w:cs="Calibri" w:hint="default"/>
+        <w:rFonts w:ascii="Candara" w:eastAsiaTheme="minorHAnsi" w:hAnsi="Candara" w:cs="Candara" w:hint="default"/>
       </w:rPr>
     </w:lvl>
     <w:lvl w:ilvl="1" w:tplc="2C0C0003" w:tentative="1">
@@ -6012,7 +6012,7 @@
         <w:ind w:left="1440" w:hanging="360"/>
       </w:pPr>
       <w:rPr>
-        <w:rFonts w:ascii="Courier New" w:hAnsi="Courier New" w:cs="Courier New" w:hint="default"/>
+        <w:rFonts w:ascii="Candara" w:hAnsi="Candara" w:cs="Candara" w:hint="default"/>
       </w:rPr>
     </w:lvl>
     <w:lvl w:ilvl="2" w:tplc="2C0C0005" w:tentative="1">
@@ -6024,7 +6024,7 @@
         <w:ind w:left="2160" w:hanging="360"/>
       </w:pPr>
       <w:rPr>
-        <w:rFonts w:ascii="Wingdings" w:hAnsi="Wingdings" w:hint="default"/>
+        <w:rFonts w:ascii="Candara" w:hAnsi="Candara" w:hint="default"/>
       </w:rPr>
     </w:lvl>
     <w:lvl w:ilvl="3" w:tplc="2C0C0001" w:tentative="1">
@@ -6036,7 +6036,7 @@
         <w:ind w:left="2880" w:hanging="360"/>
       </w:pPr>
       <w:rPr>
-        <w:rFonts w:ascii="Symbol" w:hAnsi="Symbol" w:hint="default"/>
+        <w:rFonts w:ascii="Candara" w:hAnsi="Candara" w:hint="default"/>
       </w:rPr>
     </w:lvl>
     <w:lvl w:ilvl="4" w:tplc="2C0C0003" w:tentative="1">
@@ -6048,7 +6048,7 @@
         <w:ind w:left="3600" w:hanging="360"/>
       </w:pPr>
       <w:rPr>
-        <w:rFonts w:ascii="Courier New" w:hAnsi="Courier New" w:cs="Courier New" w:hint="default"/>
+        <w:rFonts w:ascii="Candara" w:hAnsi="Candara" w:cs="Candara" w:hint="default"/>
       </w:rPr>
     </w:lvl>
     <w:lvl w:ilvl="5" w:tplc="2C0C0005" w:tentative="1">
@@ -6060,7 +6060,7 @@
         <w:ind w:left="4320" w:hanging="360"/>
       </w:pPr>
       <w:rPr>
-        <w:rFonts w:ascii="Wingdings" w:hAnsi="Wingdings" w:hint="default"/>
+        <w:rFonts w:ascii="Candara" w:hAnsi="Candara" w:hint="default"/>
       </w:rPr>
     </w:lvl>
     <w:lvl w:ilvl="6" w:tplc="2C0C0001" w:tentative="1">
@@ -6072,7 +6072,7 @@
         <w:ind w:left="5040" w:hanging="360"/>
       </w:pPr>
       <w:rPr>
-        <w:rFonts w:ascii="Symbol" w:hAnsi="Symbol" w:hint="default"/>
+        <w:rFonts w:ascii="Candara" w:hAnsi="Candara" w:hint="default"/>
       </w:rPr>
     </w:lvl>
     <w:lvl w:ilvl="7" w:tplc="2C0C0003" w:tentative="1">
@@ -6084,7 +6084,7 @@
         <w:ind w:left="5760" w:hanging="360"/>
       </w:pPr>
       <w:rPr>
-        <w:rFonts w:ascii="Courier New" w:hAnsi="Courier New" w:cs="Courier New" w:hint="default"/>
+        <w:rFonts w:ascii="Candara" w:hAnsi="Candara" w:cs="Candara" w:hint="default"/>
       </w:rPr>
     </w:lvl>
     <w:lvl w:ilvl="8" w:tplc="2C0C0005" w:tentative="1">
@@ -6096,7 +6096,7 @@
         <w:ind w:left="6480" w:hanging="360"/>
       </w:pPr>
       <w:rPr>
-        <w:rFonts w:ascii="Wingdings" w:hAnsi="Wingdings" w:hint="default"/>
+        <w:rFonts w:ascii="Candara" w:hAnsi="Candara" w:hint="default"/>
       </w:rPr>
     </w:lvl>
   </w:abstractNum>
@@ -6494,7 +6494,7 @@
         <w:ind w:left="720" w:hanging="360"/>
       </w:pPr>
       <w:rPr>
-        <w:rFonts w:ascii="Calibri" w:eastAsiaTheme="minorHAnsi" w:hAnsi="Calibri" w:cs="Calibri" w:hint="default"/>
+        <w:rFonts w:ascii="Candara" w:eastAsiaTheme="minorHAnsi" w:hAnsi="Candara" w:cs="Candara" w:hint="default"/>
       </w:rPr>
     </w:lvl>
     <w:lvl w:ilvl="1" w:tplc="2C0C0003">
@@ -6506,7 +6506,7 @@
         <w:ind w:left="1440" w:hanging="360"/>
       </w:pPr>
       <w:rPr>
-        <w:rFonts w:ascii="Courier New" w:hAnsi="Courier New" w:cs="Courier New" w:hint="default"/>
+        <w:rFonts w:ascii="Candara" w:hAnsi="Candara" w:cs="Candara" w:hint="default"/>
       </w:rPr>
     </w:lvl>
     <w:lvl w:ilvl="2" w:tplc="2C0C0005" w:tentative="1">
@@ -6518,7 +6518,7 @@
         <w:ind w:left="2160" w:hanging="360"/>
       </w:pPr>
       <w:rPr>
-        <w:rFonts w:ascii="Wingdings" w:hAnsi="Wingdings" w:hint="default"/>
+        <w:rFonts w:ascii="Candara" w:hAnsi="Candara" w:hint="default"/>
       </w:rPr>
     </w:lvl>
     <w:lvl w:ilvl="3" w:tplc="2C0C0001" w:tentative="1">
@@ -6530,7 +6530,7 @@
         <w:ind w:left="2880" w:hanging="360"/>
       </w:pPr>
       <w:rPr>
-        <w:rFonts w:ascii="Symbol" w:hAnsi="Symbol" w:hint="default"/>
+        <w:rFonts w:ascii="Candara" w:hAnsi="Candara" w:hint="default"/>
       </w:rPr>
     </w:lvl>
     <w:lvl w:ilvl="4" w:tplc="2C0C0003" w:tentative="1">
@@ -6542,7 +6542,7 @@
         <w:ind w:left="3600" w:hanging="360"/>
       </w:pPr>
       <w:rPr>
-        <w:rFonts w:ascii="Courier New" w:hAnsi="Courier New" w:cs="Courier New" w:hint="default"/>
+        <w:rFonts w:ascii="Candara" w:hAnsi="Candara" w:cs="Candara" w:hint="default"/>
       </w:rPr>
     </w:lvl>
     <w:lvl w:ilvl="5" w:tplc="2C0C0005" w:tentative="1">
@@ -6554,7 +6554,7 @@
         <w:ind w:left="4320" w:hanging="360"/>
       </w:pPr>
       <w:rPr>
-        <w:rFonts w:ascii="Wingdings" w:hAnsi="Wingdings" w:hint="default"/>
+        <w:rFonts w:ascii="Candara" w:hAnsi="Candara" w:hint="default"/>
       </w:rPr>
     </w:lvl>
     <w:lvl w:ilvl="6" w:tplc="2C0C0001" w:tentative="1">
@@ -6566,7 +6566,7 @@
         <w:ind w:left="5040" w:hanging="360"/>
       </w:pPr>
       <w:rPr>
-        <w:rFonts w:ascii="Symbol" w:hAnsi="Symbol" w:hint="default"/>
+        <w:rFonts w:ascii="Candara" w:hAnsi="Candara" w:hint="default"/>
       </w:rPr>
     </w:lvl>
     <w:lvl w:ilvl="7" w:tplc="2C0C0003" w:tentative="1">
@@ -6578,7 +6578,7 @@
         <w:ind w:left="5760" w:hanging="360"/>
       </w:pPr>
       <w:rPr>
-        <w:rFonts w:ascii="Courier New" w:hAnsi="Courier New" w:cs="Courier New" w:hint="default"/>
+        <w:rFonts w:ascii="Candara" w:hAnsi="Candara" w:cs="Candara" w:hint="default"/>
       </w:rPr>
     </w:lvl>
     <w:lvl w:ilvl="8" w:tplc="2C0C0005" w:tentative="1">
@@ -6590,7 +6590,7 @@
         <w:ind w:left="6480" w:hanging="360"/>
       </w:pPr>
       <w:rPr>
-        <w:rFonts w:ascii="Wingdings" w:hAnsi="Wingdings" w:hint="default"/>
+        <w:rFonts w:ascii="Candara" w:hAnsi="Candara" w:hint="default"/>
       </w:rPr>
     </w:lvl>
   </w:abstractNum>
@@ -6695,7 +6695,7 @@
         <w:ind w:left="720" w:hanging="360"/>
       </w:pPr>
       <w:rPr>
-        <w:rFonts w:ascii="Calibri" w:eastAsiaTheme="minorHAnsi" w:hAnsi="Calibri" w:cs="Calibri" w:hint="default"/>
+        <w:rFonts w:ascii="Candara" w:eastAsiaTheme="minorHAnsi" w:hAnsi="Candara" w:cs="Candara" w:hint="default"/>
       </w:rPr>
     </w:lvl>
     <w:lvl w:ilvl="1" w:tplc="2C0C0003" w:tentative="1">
@@ -6707,7 +6707,7 @@
         <w:ind w:left="1440" w:hanging="360"/>
       </w:pPr>
       <w:rPr>
-        <w:rFonts w:ascii="Courier New" w:hAnsi="Courier New" w:cs="Courier New" w:hint="default"/>
+        <w:rFonts w:ascii="Candara" w:hAnsi="Candara" w:cs="Candara" w:hint="default"/>
       </w:rPr>
     </w:lvl>
     <w:lvl w:ilvl="2" w:tplc="2C0C0005" w:tentative="1">
@@ -6719,7 +6719,7 @@
         <w:ind w:left="2160" w:hanging="360"/>
       </w:pPr>
       <w:rPr>
-        <w:rFonts w:ascii="Wingdings" w:hAnsi="Wingdings" w:hint="default"/>
+        <w:rFonts w:ascii="Candara" w:hAnsi="Candara" w:hint="default"/>
       </w:rPr>
     </w:lvl>
     <w:lvl w:ilvl="3" w:tplc="2C0C0001" w:tentative="1">
@@ -6731,7 +6731,7 @@
         <w:ind w:left="2880" w:hanging="360"/>
       </w:pPr>
       <w:rPr>
-        <w:rFonts w:ascii="Symbol" w:hAnsi="Symbol" w:hint="default"/>
+        <w:rFonts w:ascii="Candara" w:hAnsi="Candara" w:hint="default"/>
       </w:rPr>
     </w:lvl>
     <w:lvl w:ilvl="4" w:tplc="2C0C0003" w:tentative="1">
@@ -6743,7 +6743,7 @@
         <w:ind w:left="3600" w:hanging="360"/>
       </w:pPr>
       <w:rPr>
-        <w:rFonts w:ascii="Courier New" w:hAnsi="Courier New" w:cs="Courier New" w:hint="default"/>
+        <w:rFonts w:ascii="Candara" w:hAnsi="Candara" w:cs="Candara" w:hint="default"/>
       </w:rPr>
     </w:lvl>
     <w:lvl w:ilvl="5" w:tplc="2C0C0005" w:tentative="1">
@@ -6755,7 +6755,7 @@
         <w:ind w:left="4320" w:hanging="360"/>
       </w:pPr>
       <w:rPr>
-        <w:rFonts w:ascii="Wingdings" w:hAnsi="Wingdings" w:hint="default"/>
+        <w:rFonts w:ascii="Candara" w:hAnsi="Candara" w:hint="default"/>
       </w:rPr>
     </w:lvl>
     <w:lvl w:ilvl="6" w:tplc="2C0C0001" w:tentative="1">
@@ -6767,7 +6767,7 @@
         <w:ind w:left="5040" w:hanging="360"/>
       </w:pPr>
       <w:rPr>
-        <w:rFonts w:ascii="Symbol" w:hAnsi="Symbol" w:hint="default"/>
+        <w:rFonts w:ascii="Candara" w:hAnsi="Candara" w:hint="default"/>
       </w:rPr>
     </w:lvl>
     <w:lvl w:ilvl="7" w:tplc="2C0C0003" w:tentative="1">
@@ -6779,7 +6779,7 @@
         <w:ind w:left="5760" w:hanging="360"/>
       </w:pPr>
       <w:rPr>
-        <w:rFonts w:ascii="Courier New" w:hAnsi="Courier New" w:cs="Courier New" w:hint="default"/>
+        <w:rFonts w:ascii="Candara" w:hAnsi="Candara" w:cs="Candara" w:hint="default"/>
       </w:rPr>
     </w:lvl>
     <w:lvl w:ilvl="8" w:tplc="2C0C0005" w:tentative="1">
@@ -6791,7 +6791,7 @@
         <w:ind w:left="6480" w:hanging="360"/>
       </w:pPr>
       <w:rPr>
-        <w:rFonts w:ascii="Wingdings" w:hAnsi="Wingdings" w:hint="default"/>
+        <w:rFonts w:ascii="Candara" w:hAnsi="Candara" w:hint="default"/>
       </w:rPr>
     </w:lvl>
   </w:abstractNum>
@@ -8600,7 +8600,7 @@
         <w:ind w:left="1440" w:hanging="360"/>
       </w:pPr>
       <w:rPr>
-        <w:rFonts w:ascii="Courier New" w:hAnsi="Courier New" w:cs="Courier New" w:hint="default"/>
+        <w:rFonts w:ascii="Candara" w:hAnsi="Candara" w:cs="Candara" w:hint="default"/>
       </w:rPr>
     </w:lvl>
     <w:lvl w:ilvl="2" w:tplc="FFFFFFFF" w:tentative="1">
@@ -8612,7 +8612,7 @@
         <w:ind w:left="2160" w:hanging="360"/>
       </w:pPr>
       <w:rPr>
-        <w:rFonts w:ascii="Wingdings" w:hAnsi="Wingdings" w:hint="default"/>
+        <w:rFonts w:ascii="Candara" w:hAnsi="Candara" w:hint="default"/>
       </w:rPr>
     </w:lvl>
     <w:lvl w:ilvl="3" w:tplc="FFFFFFFF" w:tentative="1">
@@ -8624,7 +8624,7 @@
         <w:ind w:left="2880" w:hanging="360"/>
       </w:pPr>
       <w:rPr>
-        <w:rFonts w:ascii="Symbol" w:hAnsi="Symbol" w:hint="default"/>
+        <w:rFonts w:ascii="Candara" w:hAnsi="Candara" w:hint="default"/>
       </w:rPr>
     </w:lvl>
     <w:lvl w:ilvl="4" w:tplc="FFFFFFFF" w:tentative="1">
@@ -8636,7 +8636,7 @@
         <w:ind w:left="3600" w:hanging="360"/>
       </w:pPr>
       <w:rPr>
-        <w:rFonts w:ascii="Courier New" w:hAnsi="Courier New" w:cs="Courier New" w:hint="default"/>
+        <w:rFonts w:ascii="Candara" w:hAnsi="Candara" w:cs="Candara" w:hint="default"/>
       </w:rPr>
     </w:lvl>
     <w:lvl w:ilvl="5" w:tplc="FFFFFFFF" w:tentative="1">
@@ -8648,7 +8648,7 @@
         <w:ind w:left="4320" w:hanging="360"/>
       </w:pPr>
       <w:rPr>
-        <w:rFonts w:ascii="Wingdings" w:hAnsi="Wingdings" w:hint="default"/>
+        <w:rFonts w:ascii="Candara" w:hAnsi="Candara" w:hint="default"/>
       </w:rPr>
     </w:lvl>
     <w:lvl w:ilvl="6" w:tplc="FFFFFFFF" w:tentative="1">
@@ -8660,7 +8660,7 @@
         <w:ind w:left="5040" w:hanging="360"/>
       </w:pPr>
       <w:rPr>
-        <w:rFonts w:ascii="Symbol" w:hAnsi="Symbol" w:hint="default"/>
+        <w:rFonts w:ascii="Candara" w:hAnsi="Candara" w:hint="default"/>
       </w:rPr>
     </w:lvl>
     <w:lvl w:ilvl="7" w:tplc="FFFFFFFF" w:tentative="1">
@@ -8672,7 +8672,7 @@
         <w:ind w:left="5760" w:hanging="360"/>
       </w:pPr>
       <w:rPr>
-        <w:rFonts w:ascii="Courier New" w:hAnsi="Courier New" w:cs="Courier New" w:hint="default"/>
+        <w:rFonts w:ascii="Candara" w:hAnsi="Candara" w:cs="Candara" w:hint="default"/>
       </w:rPr>
     </w:lvl>
     <w:lvl w:ilvl="8" w:tplc="FFFFFFFF" w:tentative="1">
@@ -8684,7 +8684,7 @@
         <w:ind w:left="6480" w:hanging="360"/>
       </w:pPr>
       <w:rPr>
-        <w:rFonts w:ascii="Wingdings" w:hAnsi="Wingdings" w:hint="default"/>
+        <w:rFonts w:ascii="Candara" w:hAnsi="Candara" w:hint="default"/>
       </w:rPr>
     </w:lvl>
   </w:abstractNum>
@@ -9426,7 +9426,7 @@
   <w:docDefaults>
     <w:rPrDefault>
       <w:rPr>
-        <w:rFonts w:ascii="Nunito" w:eastAsia="Nunito" w:hAnsi="Nunito" w:cs="Nunito"/>
+        <w:rFonts w:ascii="Candara" w:eastAsia="Candara" w:hAnsi="Candara" w:cs="Candara"/>
         <w:color w:val="000000"/>
         <w:lang w:val="fr-CM" w:eastAsia="fr-CM" w:bidi="ar-SA"/>
       </w:rPr>
